--- a/ru/wisdom-stories/sharing-the-burden.docx
+++ b/ru/wisdom-stories/sharing-the-burden.docx
@@ -53,7 +53,7 @@
         <w:rPr>
           <w:lang/>
         </w:rPr>
-        <w:t>Однажды свекровь — твоя бабушка — собралась к соседке. Она уже вымыла и высушила шерсть для одеяла. Разложила его передо мной и сказала:</w:t>
+        <w:t>Однажды свекровь — твоя бабушка — собралась к соседке. Она уже вымыла и высушила шерсть для одеяла. Подготовленное одеяло разложила передо мной и сказала:</w:t>
       </w:r>
     </w:p>
     <w:p>
